--- a/eng/docx/31.content.docx
+++ b/eng/docx/31.content.docx
@@ -580,7 +580,19 @@
         <w:rPr>
           <w:lang w:val="en_US" w:bidi="en_US"/>
         </w:rPr>
-        <w:t>The Book of Obadiah speaks of the pride of Edom. This meant that the Edomites thought that neither their enemies nor Yahweh could defeat them. (See: [[rc://*/tw/dict/bible/other/proud]])</w:t>
+        <w:t xml:space="preserve">The Book of Obadiah speaks of the pride of Edom. This meant that the Edomites thought that neither their enemies nor Yahweh could defeat them. (See: </w:t>
+      </w:r>
+      <w:r>
+        <w:rPr>
+          <w:lang w:val="en_US" w:bidi="en_US"/>
+        </w:rPr>
+        <w:t>proud, pride, prideful, boast, boastful, boasting</w:t>
+      </w:r>
+      <w:r>
+        <w:rPr>
+          <w:lang w:val="en_US" w:bidi="en_US"/>
+        </w:rPr>
+        <w:t>)</w:t>
       </w:r>
       <w:r>
         <w:rPr>
